--- a/Task1/DQ_Task01_Aliaksei_Papou.docx
+++ b/Task1/DQ_Task01_Aliaksei_Papou.docx
@@ -653,7 +653,13 @@
         </w:rPr>
       </w:pPr>
       <w:r>
-        <w:rPr/>
+        <w:rPr>
+          <w:b/>
+          <w:bCs/>
+          <w:sz w:val="28"/>
+          <w:szCs w:val="28"/>
+          <w:u w:val="single"/>
+        </w:rPr>
       </w:r>
     </w:p>
     <w:tbl>
@@ -1034,7 +1040,7 @@
                 <w:u w:val="none"/>
                 <w:em w:val="none"/>
               </w:rPr>
-              <w:t>ATM successfully reads the chip/stripe and prompts for PIN.</w:t>
+              <w:t>ATM successfully reads chip/stripe and prompts for PIN within 3 seconds.</w:t>
             </w:r>
           </w:p>
         </w:tc>
@@ -1475,6 +1481,7 @@
               <w:pStyle w:val="Normal"/>
               <w:widowControl w:val="false"/>
               <w:bidi w:val="0"/>
+              <w:spacing w:before="342" w:after="342"/>
               <w:jc w:val="left"/>
               <w:rPr/>
             </w:pPr>
@@ -1527,7 +1534,7 @@
                 <w:u w:val="none"/>
                 <w:em w:val="none"/>
               </w:rPr>
-              <w:t>ATM safely shuts down when the power button is pressed from the service panel.</w:t>
+              <w:t>ATM completes all OS processes and shuts down completely within 60 seconds after pressing the service panel button.</w:t>
             </w:r>
           </w:p>
         </w:tc>
@@ -1549,74 +1556,6 @@
       <w:r>
         <w:rPr/>
         <w:br/>
-      </w:r>
-    </w:p>
-    <w:p>
-      <w:pPr>
-        <w:pStyle w:val="Normal"/>
-        <w:jc w:val="center"/>
-        <w:rPr>
-          <w:b/>
-          <w:b/>
-          <w:bCs/>
-          <w:sz w:val="28"/>
-          <w:szCs w:val="28"/>
-          <w:u w:val="single"/>
-        </w:rPr>
-      </w:pPr>
-      <w:r>
-        <w:rPr/>
-      </w:r>
-    </w:p>
-    <w:p>
-      <w:pPr>
-        <w:pStyle w:val="Normal"/>
-        <w:jc w:val="center"/>
-        <w:rPr>
-          <w:b/>
-          <w:b/>
-          <w:bCs/>
-          <w:sz w:val="28"/>
-          <w:szCs w:val="28"/>
-          <w:u w:val="single"/>
-        </w:rPr>
-      </w:pPr>
-      <w:r>
-        <w:rPr/>
-      </w:r>
-    </w:p>
-    <w:p>
-      <w:pPr>
-        <w:pStyle w:val="Normal"/>
-        <w:jc w:val="center"/>
-        <w:rPr>
-          <w:b/>
-          <w:b/>
-          <w:bCs/>
-          <w:sz w:val="28"/>
-          <w:szCs w:val="28"/>
-          <w:u w:val="single"/>
-        </w:rPr>
-      </w:pPr>
-      <w:r>
-        <w:rPr/>
-      </w:r>
-    </w:p>
-    <w:p>
-      <w:pPr>
-        <w:pStyle w:val="Normal"/>
-        <w:jc w:val="center"/>
-        <w:rPr>
-          <w:b/>
-          <w:b/>
-          <w:bCs/>
-          <w:sz w:val="28"/>
-          <w:szCs w:val="28"/>
-          <w:u w:val="single"/>
-        </w:rPr>
-      </w:pPr>
-      <w:r>
-        <w:rPr/>
       </w:r>
     </w:p>
     <w:p>
@@ -1664,8 +1603,8 @@
       <w:tblGrid>
         <w:gridCol w:w="2612"/>
         <w:gridCol w:w="1535"/>
-        <w:gridCol w:w="1341"/>
-        <w:gridCol w:w="1359"/>
+        <w:gridCol w:w="1340"/>
+        <w:gridCol w:w="1360"/>
         <w:gridCol w:w="4482"/>
       </w:tblGrid>
       <w:tr>
@@ -1737,7 +1676,7 @@
         </w:tc>
         <w:tc>
           <w:tcPr>
-            <w:tcW w:w="1341" w:type="dxa"/>
+            <w:tcW w:w="1340" w:type="dxa"/>
             <w:tcBorders>
               <w:top w:val="single" w:sz="4" w:space="0" w:color="000000"/>
               <w:left w:val="single" w:sz="4" w:space="0" w:color="000000"/>
@@ -1768,7 +1707,7 @@
         </w:tc>
         <w:tc>
           <w:tcPr>
-            <w:tcW w:w="1359" w:type="dxa"/>
+            <w:tcW w:w="1360" w:type="dxa"/>
             <w:tcBorders>
               <w:top w:val="single" w:sz="4" w:space="0" w:color="000000"/>
               <w:left w:val="single" w:sz="4" w:space="0" w:color="000000"/>
@@ -1943,7 +1882,7 @@
         </w:tc>
         <w:tc>
           <w:tcPr>
-            <w:tcW w:w="1341" w:type="dxa"/>
+            <w:tcW w:w="1340" w:type="dxa"/>
             <w:tcBorders>
               <w:top w:val="single" w:sz="4" w:space="0" w:color="000000"/>
               <w:left w:val="single" w:sz="4" w:space="0" w:color="000000"/>
@@ -1980,7 +1919,7 @@
         </w:tc>
         <w:tc>
           <w:tcPr>
-            <w:tcW w:w="1359" w:type="dxa"/>
+            <w:tcW w:w="1360" w:type="dxa"/>
             <w:tcBorders>
               <w:top w:val="single" w:sz="4" w:space="0" w:color="000000"/>
               <w:left w:val="single" w:sz="4" w:space="0" w:color="000000"/>
@@ -2128,7 +2067,7 @@
         </w:tc>
         <w:tc>
           <w:tcPr>
-            <w:tcW w:w="1341" w:type="dxa"/>
+            <w:tcW w:w="1340" w:type="dxa"/>
             <w:tcBorders>
               <w:top w:val="single" w:sz="4" w:space="0" w:color="000000"/>
               <w:left w:val="single" w:sz="4" w:space="0" w:color="000000"/>
@@ -2165,7 +2104,7 @@
         </w:tc>
         <w:tc>
           <w:tcPr>
-            <w:tcW w:w="1359" w:type="dxa"/>
+            <w:tcW w:w="1360" w:type="dxa"/>
             <w:tcBorders>
               <w:top w:val="single" w:sz="4" w:space="0" w:color="000000"/>
               <w:left w:val="single" w:sz="4" w:space="0" w:color="000000"/>
@@ -2214,12 +2153,11 @@
               <w:pStyle w:val="Normal"/>
               <w:widowControl w:val="false"/>
               <w:bidi w:val="0"/>
-              <w:rPr/>
-            </w:pPr>
-            <w:r>
               <w:rPr>
                 <w:rFonts w:ascii="Liberation Sans" w:hAnsi="Liberation Sans"/>
                 <w:b w:val="false"/>
+                <w:b w:val="false"/>
+                <w:i w:val="false"/>
                 <w:i w:val="false"/>
                 <w:strike w:val="false"/>
                 <w:dstrike w:val="false"/>
@@ -2229,7 +2167,21 @@
                 <w:u w:val="none"/>
                 <w:em w:val="none"/>
               </w:rPr>
-              <w:t>System denies access after 1 incorrect attempt and shows an error message.</w:t>
+            </w:pPr>
+            <w:r>
+              <w:rPr>
+                <w:rFonts w:ascii="Liberation Sans" w:hAnsi="Liberation Sans"/>
+                <w:b w:val="false"/>
+                <w:i w:val="false"/>
+                <w:strike w:val="false"/>
+                <w:dstrike w:val="false"/>
+                <w:outline w:val="false"/>
+                <w:shadow w:val="false"/>
+                <w:sz w:val="20"/>
+                <w:u w:val="none"/>
+                <w:em w:val="none"/>
+              </w:rPr>
+              <w:t>System denies access after 1 incorrect attempt and shows: "Invalid PIN. Please try again."</w:t>
             </w:r>
           </w:p>
         </w:tc>
@@ -2258,6 +2210,31 @@
               <w:rPr/>
             </w:pPr>
             <w:r>
+              <w:rPr/>
+              <w:t>PIN Block &amp; Card Capture</w:t>
+            </w:r>
+          </w:p>
+        </w:tc>
+        <w:tc>
+          <w:tcPr>
+            <w:tcW w:w="1535" w:type="dxa"/>
+            <w:tcBorders>
+              <w:left w:val="single" w:sz="4" w:space="0" w:color="000000"/>
+              <w:bottom w:val="single" w:sz="4" w:space="0" w:color="000000"/>
+              <w:right w:val="single" w:sz="4" w:space="0" w:color="000000"/>
+            </w:tcBorders>
+            <w:shd w:color="auto" w:fill="auto" w:val="clear"/>
+            <w:vAlign w:val="center"/>
+          </w:tcPr>
+          <w:p>
+            <w:pPr>
+              <w:pStyle w:val="Normal"/>
+              <w:widowControl w:val="false"/>
+              <w:bidi w:val="0"/>
+              <w:jc w:val="center"/>
+              <w:rPr/>
+            </w:pPr>
+            <w:r>
               <w:rPr>
                 <w:rFonts w:ascii="Liberation Sans" w:hAnsi="Liberation Sans"/>
                 <w:b w:val="false"/>
@@ -2270,13 +2247,13 @@
                 <w:u w:val="none"/>
                 <w:em w:val="none"/>
               </w:rPr>
-              <w:t>Insufficient Funds</w:t>
-            </w:r>
-          </w:p>
-        </w:tc>
-        <w:tc>
-          <w:tcPr>
-            <w:tcW w:w="1535" w:type="dxa"/>
+              <w:t>Negative</w:t>
+            </w:r>
+          </w:p>
+        </w:tc>
+        <w:tc>
+          <w:tcPr>
+            <w:tcW w:w="1340" w:type="dxa"/>
             <w:tcBorders>
               <w:left w:val="single" w:sz="4" w:space="0" w:color="000000"/>
               <w:bottom w:val="single" w:sz="4" w:space="0" w:color="000000"/>
@@ -2306,27 +2283,26 @@
                 <w:u w:val="none"/>
                 <w:em w:val="none"/>
               </w:rPr>
-              <w:t>Negative</w:t>
-            </w:r>
-          </w:p>
-        </w:tc>
-        <w:tc>
-          <w:tcPr>
-            <w:tcW w:w="1341" w:type="dxa"/>
-            <w:tcBorders>
-              <w:left w:val="single" w:sz="4" w:space="0" w:color="000000"/>
-              <w:bottom w:val="single" w:sz="4" w:space="0" w:color="000000"/>
-              <w:right w:val="single" w:sz="4" w:space="0" w:color="000000"/>
-            </w:tcBorders>
-            <w:shd w:color="auto" w:fill="auto" w:val="clear"/>
-            <w:vAlign w:val="center"/>
-          </w:tcPr>
-          <w:p>
-            <w:pPr>
-              <w:pStyle w:val="Normal"/>
-              <w:widowControl w:val="false"/>
-              <w:bidi w:val="0"/>
-              <w:jc w:val="center"/>
+              <w:t>Yes</w:t>
+            </w:r>
+          </w:p>
+        </w:tc>
+        <w:tc>
+          <w:tcPr>
+            <w:tcW w:w="1360" w:type="dxa"/>
+            <w:tcBorders>
+              <w:left w:val="single" w:sz="4" w:space="0" w:color="000000"/>
+              <w:bottom w:val="single" w:sz="4" w:space="0" w:color="000000"/>
+              <w:right w:val="single" w:sz="4" w:space="0" w:color="000000"/>
+            </w:tcBorders>
+          </w:tcPr>
+          <w:p>
+            <w:pPr>
+              <w:pStyle w:val="Normal"/>
+              <w:widowControl w:val="false"/>
+              <w:bidi w:val="0"/>
+              <w:spacing w:before="228" w:after="228"/>
+              <w:jc w:val="left"/>
               <w:rPr/>
             </w:pPr>
             <w:r>
@@ -2342,24 +2318,55 @@
                 <w:u w:val="none"/>
                 <w:em w:val="none"/>
               </w:rPr>
-              <w:t>Yes</w:t>
-            </w:r>
-          </w:p>
-        </w:tc>
-        <w:tc>
-          <w:tcPr>
-            <w:tcW w:w="1359" w:type="dxa"/>
-            <w:tcBorders>
-              <w:left w:val="single" w:sz="4" w:space="0" w:color="000000"/>
-              <w:bottom w:val="single" w:sz="4" w:space="0" w:color="000000"/>
-              <w:right w:val="single" w:sz="4" w:space="0" w:color="000000"/>
-            </w:tcBorders>
-          </w:tcPr>
-          <w:p>
-            <w:pPr>
-              <w:pStyle w:val="Normal"/>
-              <w:widowControl w:val="false"/>
-              <w:bidi w:val="0"/>
+              <w:t>Security</w:t>
+            </w:r>
+          </w:p>
+        </w:tc>
+        <w:tc>
+          <w:tcPr>
+            <w:tcW w:w="4482" w:type="dxa"/>
+            <w:tcBorders>
+              <w:left w:val="single" w:sz="4" w:space="0" w:color="000000"/>
+              <w:bottom w:val="single" w:sz="4" w:space="0" w:color="000000"/>
+              <w:right w:val="single" w:sz="4" w:space="0" w:color="000000"/>
+            </w:tcBorders>
+            <w:shd w:color="auto" w:fill="auto" w:val="clear"/>
+          </w:tcPr>
+          <w:p>
+            <w:pPr>
+              <w:pStyle w:val="Normal"/>
+              <w:widowControl w:val="false"/>
+              <w:bidi w:val="0"/>
+              <w:rPr/>
+            </w:pPr>
+            <w:r>
+              <w:rPr/>
+              <w:t>After 3 failed attempts, ATM captures (retains) the card and displays: "Card retained for security. Contact your bank."</w:t>
+            </w:r>
+          </w:p>
+        </w:tc>
+      </w:tr>
+      <w:tr>
+        <w:trPr>
+          <w:trHeight w:val="468" w:hRule="atLeast"/>
+        </w:trPr>
+        <w:tc>
+          <w:tcPr>
+            <w:tcW w:w="2612" w:type="dxa"/>
+            <w:tcBorders>
+              <w:left w:val="single" w:sz="4" w:space="0" w:color="000000"/>
+              <w:bottom w:val="single" w:sz="4" w:space="0" w:color="000000"/>
+              <w:right w:val="single" w:sz="4" w:space="0" w:color="000000"/>
+            </w:tcBorders>
+            <w:shd w:color="auto" w:fill="auto" w:val="clear"/>
+            <w:vAlign w:val="center"/>
+          </w:tcPr>
+          <w:p>
+            <w:pPr>
+              <w:pStyle w:val="Normal"/>
+              <w:widowControl w:val="false"/>
+              <w:bidi w:val="0"/>
+              <w:ind w:left="0" w:hanging="0"/>
               <w:rPr/>
             </w:pPr>
             <w:r>
@@ -2375,25 +2382,27 @@
                 <w:u w:val="none"/>
                 <w:em w:val="none"/>
               </w:rPr>
-              <w:t>Functional</w:t>
-            </w:r>
-          </w:p>
-        </w:tc>
-        <w:tc>
-          <w:tcPr>
-            <w:tcW w:w="4482" w:type="dxa"/>
-            <w:tcBorders>
-              <w:left w:val="single" w:sz="4" w:space="0" w:color="000000"/>
-              <w:bottom w:val="single" w:sz="4" w:space="0" w:color="000000"/>
-              <w:right w:val="single" w:sz="4" w:space="0" w:color="000000"/>
-            </w:tcBorders>
-            <w:shd w:color="auto" w:fill="auto" w:val="clear"/>
-          </w:tcPr>
-          <w:p>
-            <w:pPr>
-              <w:pStyle w:val="Normal"/>
-              <w:widowControl w:val="false"/>
-              <w:bidi w:val="0"/>
+              <w:t>Insufficient Funds</w:t>
+            </w:r>
+          </w:p>
+        </w:tc>
+        <w:tc>
+          <w:tcPr>
+            <w:tcW w:w="1535" w:type="dxa"/>
+            <w:tcBorders>
+              <w:left w:val="single" w:sz="4" w:space="0" w:color="000000"/>
+              <w:bottom w:val="single" w:sz="4" w:space="0" w:color="000000"/>
+              <w:right w:val="single" w:sz="4" w:space="0" w:color="000000"/>
+            </w:tcBorders>
+            <w:shd w:color="auto" w:fill="auto" w:val="clear"/>
+            <w:vAlign w:val="center"/>
+          </w:tcPr>
+          <w:p>
+            <w:pPr>
+              <w:pStyle w:val="Normal"/>
+              <w:widowControl w:val="false"/>
+              <w:bidi w:val="0"/>
+              <w:jc w:val="center"/>
               <w:rPr/>
             </w:pPr>
             <w:r>
@@ -2409,6 +2418,109 @@
                 <w:u w:val="none"/>
                 <w:em w:val="none"/>
               </w:rPr>
+              <w:t>Negative</w:t>
+            </w:r>
+          </w:p>
+        </w:tc>
+        <w:tc>
+          <w:tcPr>
+            <w:tcW w:w="1340" w:type="dxa"/>
+            <w:tcBorders>
+              <w:left w:val="single" w:sz="4" w:space="0" w:color="000000"/>
+              <w:bottom w:val="single" w:sz="4" w:space="0" w:color="000000"/>
+              <w:right w:val="single" w:sz="4" w:space="0" w:color="000000"/>
+            </w:tcBorders>
+            <w:shd w:color="auto" w:fill="auto" w:val="clear"/>
+            <w:vAlign w:val="center"/>
+          </w:tcPr>
+          <w:p>
+            <w:pPr>
+              <w:pStyle w:val="Normal"/>
+              <w:widowControl w:val="false"/>
+              <w:bidi w:val="0"/>
+              <w:jc w:val="center"/>
+              <w:rPr/>
+            </w:pPr>
+            <w:r>
+              <w:rPr>
+                <w:rFonts w:ascii="Liberation Sans" w:hAnsi="Liberation Sans"/>
+                <w:b w:val="false"/>
+                <w:i w:val="false"/>
+                <w:strike w:val="false"/>
+                <w:dstrike w:val="false"/>
+                <w:outline w:val="false"/>
+                <w:shadow w:val="false"/>
+                <w:sz w:val="20"/>
+                <w:u w:val="none"/>
+                <w:em w:val="none"/>
+              </w:rPr>
+              <w:t>Yes</w:t>
+            </w:r>
+          </w:p>
+        </w:tc>
+        <w:tc>
+          <w:tcPr>
+            <w:tcW w:w="1360" w:type="dxa"/>
+            <w:tcBorders>
+              <w:left w:val="single" w:sz="4" w:space="0" w:color="000000"/>
+              <w:bottom w:val="single" w:sz="4" w:space="0" w:color="000000"/>
+              <w:right w:val="single" w:sz="4" w:space="0" w:color="000000"/>
+            </w:tcBorders>
+          </w:tcPr>
+          <w:p>
+            <w:pPr>
+              <w:pStyle w:val="Normal"/>
+              <w:widowControl w:val="false"/>
+              <w:bidi w:val="0"/>
+              <w:rPr/>
+            </w:pPr>
+            <w:r>
+              <w:rPr>
+                <w:rFonts w:ascii="Liberation Sans" w:hAnsi="Liberation Sans"/>
+                <w:b w:val="false"/>
+                <w:i w:val="false"/>
+                <w:strike w:val="false"/>
+                <w:dstrike w:val="false"/>
+                <w:outline w:val="false"/>
+                <w:shadow w:val="false"/>
+                <w:sz w:val="20"/>
+                <w:u w:val="none"/>
+                <w:em w:val="none"/>
+              </w:rPr>
+              <w:t>Functional</w:t>
+            </w:r>
+          </w:p>
+        </w:tc>
+        <w:tc>
+          <w:tcPr>
+            <w:tcW w:w="4482" w:type="dxa"/>
+            <w:tcBorders>
+              <w:left w:val="single" w:sz="4" w:space="0" w:color="000000"/>
+              <w:bottom w:val="single" w:sz="4" w:space="0" w:color="000000"/>
+              <w:right w:val="single" w:sz="4" w:space="0" w:color="000000"/>
+            </w:tcBorders>
+            <w:shd w:color="auto" w:fill="auto" w:val="clear"/>
+          </w:tcPr>
+          <w:p>
+            <w:pPr>
+              <w:pStyle w:val="Normal"/>
+              <w:widowControl w:val="false"/>
+              <w:bidi w:val="0"/>
+              <w:rPr/>
+            </w:pPr>
+            <w:r>
+              <w:rPr>
+                <w:rFonts w:ascii="Liberation Sans" w:hAnsi="Liberation Sans"/>
+                <w:b w:val="false"/>
+                <w:i w:val="false"/>
+                <w:strike w:val="false"/>
+                <w:dstrike w:val="false"/>
+                <w:outline w:val="false"/>
+                <w:shadow w:val="false"/>
+                <w:sz w:val="20"/>
+                <w:u w:val="none"/>
+                <w:em w:val="none"/>
+              </w:rPr>
               <w:t>Transaction is declined if the amount exceeds the current balance.</w:t>
             </w:r>
           </w:p>
@@ -2492,7 +2604,7 @@
         </w:tc>
         <w:tc>
           <w:tcPr>
-            <w:tcW w:w="1341" w:type="dxa"/>
+            <w:tcW w:w="1340" w:type="dxa"/>
             <w:tcBorders>
               <w:left w:val="single" w:sz="4" w:space="0" w:color="000000"/>
               <w:bottom w:val="single" w:sz="4" w:space="0" w:color="000000"/>
@@ -2516,7 +2628,7 @@
         </w:tc>
         <w:tc>
           <w:tcPr>
-            <w:tcW w:w="1359" w:type="dxa"/>
+            <w:tcW w:w="1360" w:type="dxa"/>
             <w:tcBorders>
               <w:left w:val="single" w:sz="4" w:space="0" w:color="000000"/>
               <w:bottom w:val="single" w:sz="4" w:space="0" w:color="000000"/>
@@ -2660,7 +2772,7 @@
         </w:tc>
         <w:tc>
           <w:tcPr>
-            <w:tcW w:w="1341" w:type="dxa"/>
+            <w:tcW w:w="1340" w:type="dxa"/>
             <w:tcBorders>
               <w:left w:val="single" w:sz="4" w:space="0" w:color="000000"/>
               <w:bottom w:val="single" w:sz="4" w:space="0" w:color="000000"/>
@@ -2696,18 +2808,19 @@
         </w:tc>
         <w:tc>
           <w:tcPr>
-            <w:tcW w:w="1359" w:type="dxa"/>
-            <w:tcBorders>
-              <w:left w:val="single" w:sz="4" w:space="0" w:color="000000"/>
-              <w:bottom w:val="single" w:sz="4" w:space="0" w:color="000000"/>
-              <w:right w:val="single" w:sz="4" w:space="0" w:color="000000"/>
-            </w:tcBorders>
-          </w:tcPr>
-          <w:p>
-            <w:pPr>
-              <w:pStyle w:val="Normal"/>
-              <w:widowControl w:val="false"/>
-              <w:bidi w:val="0"/>
+            <w:tcW w:w="1360" w:type="dxa"/>
+            <w:tcBorders>
+              <w:left w:val="single" w:sz="4" w:space="0" w:color="000000"/>
+              <w:bottom w:val="single" w:sz="4" w:space="0" w:color="000000"/>
+              <w:right w:val="single" w:sz="4" w:space="0" w:color="000000"/>
+            </w:tcBorders>
+          </w:tcPr>
+          <w:p>
+            <w:pPr>
+              <w:pStyle w:val="Normal"/>
+              <w:widowControl w:val="false"/>
+              <w:bidi w:val="0"/>
+              <w:spacing w:before="171" w:after="171"/>
               <w:rPr/>
             </w:pPr>
             <w:r>
@@ -2757,7 +2870,7 @@
                 <w:u w:val="none"/>
                 <w:em w:val="none"/>
               </w:rPr>
-              <w:t>System prevents withdrawing more than the established daily limit (e.g., $1000).</w:t>
+              <w:t>System prevents withdrawing &gt;$1000/day. Message: "Daily limit exceeded. Please try a smaller amount."</w:t>
             </w:r>
           </w:p>
         </w:tc>
@@ -2777,7 +2890,13 @@
         </w:rPr>
       </w:pPr>
       <w:r>
-        <w:rPr/>
+        <w:rPr>
+          <w:b/>
+          <w:bCs/>
+          <w:sz w:val="28"/>
+          <w:szCs w:val="28"/>
+          <w:u w:val="single"/>
+        </w:rPr>
       </w:r>
     </w:p>
     <w:p>
@@ -2825,8 +2944,8 @@
       <w:tblGrid>
         <w:gridCol w:w="2612"/>
         <w:gridCol w:w="1535"/>
-        <w:gridCol w:w="1341"/>
-        <w:gridCol w:w="1359"/>
+        <w:gridCol w:w="1340"/>
+        <w:gridCol w:w="1360"/>
         <w:gridCol w:w="4482"/>
       </w:tblGrid>
       <w:tr>
@@ -2898,7 +3017,7 @@
         </w:tc>
         <w:tc>
           <w:tcPr>
-            <w:tcW w:w="1341" w:type="dxa"/>
+            <w:tcW w:w="1340" w:type="dxa"/>
             <w:tcBorders>
               <w:top w:val="single" w:sz="4" w:space="0" w:color="000000"/>
               <w:left w:val="single" w:sz="4" w:space="0" w:color="000000"/>
@@ -2929,7 +3048,7 @@
         </w:tc>
         <w:tc>
           <w:tcPr>
-            <w:tcW w:w="1359" w:type="dxa"/>
+            <w:tcW w:w="1360" w:type="dxa"/>
             <w:tcBorders>
               <w:top w:val="single" w:sz="4" w:space="0" w:color="000000"/>
               <w:left w:val="single" w:sz="4" w:space="0" w:color="000000"/>
@@ -3104,7 +3223,7 @@
         </w:tc>
         <w:tc>
           <w:tcPr>
-            <w:tcW w:w="1341" w:type="dxa"/>
+            <w:tcW w:w="1340" w:type="dxa"/>
             <w:tcBorders>
               <w:top w:val="single" w:sz="4" w:space="0" w:color="000000"/>
               <w:left w:val="single" w:sz="4" w:space="0" w:color="000000"/>
@@ -3129,7 +3248,7 @@
         </w:tc>
         <w:tc>
           <w:tcPr>
-            <w:tcW w:w="1359" w:type="dxa"/>
+            <w:tcW w:w="1360" w:type="dxa"/>
             <w:tcBorders>
               <w:top w:val="single" w:sz="4" w:space="0" w:color="000000"/>
               <w:left w:val="single" w:sz="4" w:space="0" w:color="000000"/>
@@ -3142,6 +3261,7 @@
               <w:pStyle w:val="Normal"/>
               <w:widowControl w:val="false"/>
               <w:bidi w:val="0"/>
+              <w:spacing w:before="228" w:after="228"/>
               <w:rPr/>
             </w:pPr>
             <w:r>
@@ -3192,7 +3312,7 @@
                 <w:u w:val="none"/>
                 <w:em w:val="none"/>
               </w:rPr>
-              <w:t>If the host connection is lost during a transaction, the ATM rolls back the operation.</w:t>
+              <w:t>If Host doesn't respond within 30 seconds, ATM displays "Connection error", ejects card, and rolls back the operation.</w:t>
             </w:r>
           </w:p>
         </w:tc>
@@ -3277,7 +3397,7 @@
         </w:tc>
         <w:tc>
           <w:tcPr>
-            <w:tcW w:w="1341" w:type="dxa"/>
+            <w:tcW w:w="1340" w:type="dxa"/>
             <w:tcBorders>
               <w:left w:val="single" w:sz="4" w:space="0" w:color="000000"/>
               <w:bottom w:val="single" w:sz="4" w:space="0" w:color="000000"/>
@@ -3313,7 +3433,7 @@
         </w:tc>
         <w:tc>
           <w:tcPr>
-            <w:tcW w:w="1359" w:type="dxa"/>
+            <w:tcW w:w="1360" w:type="dxa"/>
             <w:tcBorders>
               <w:left w:val="single" w:sz="4" w:space="0" w:color="000000"/>
               <w:bottom w:val="single" w:sz="4" w:space="0" w:color="000000"/>
@@ -3405,6 +3525,31 @@
               <w:rPr/>
             </w:pPr>
             <w:r>
+              <w:rPr/>
+              <w:t>Power Failure</w:t>
+            </w:r>
+          </w:p>
+        </w:tc>
+        <w:tc>
+          <w:tcPr>
+            <w:tcW w:w="1535" w:type="dxa"/>
+            <w:tcBorders>
+              <w:left w:val="single" w:sz="4" w:space="0" w:color="000000"/>
+              <w:bottom w:val="single" w:sz="4" w:space="0" w:color="000000"/>
+              <w:right w:val="single" w:sz="4" w:space="0" w:color="000000"/>
+            </w:tcBorders>
+            <w:shd w:color="auto" w:fill="auto" w:val="clear"/>
+            <w:vAlign w:val="center"/>
+          </w:tcPr>
+          <w:p>
+            <w:pPr>
+              <w:pStyle w:val="Normal"/>
+              <w:widowControl w:val="false"/>
+              <w:bidi w:val="0"/>
+              <w:jc w:val="center"/>
+              <w:rPr/>
+            </w:pPr>
+            <w:r>
               <w:rPr>
                 <w:rFonts w:ascii="Liberation Sans" w:hAnsi="Liberation Sans"/>
                 <w:b w:val="false"/>
@@ -3417,13 +3562,13 @@
                 <w:u w:val="none"/>
                 <w:em w:val="none"/>
               </w:rPr>
-              <w:t>Damaged Banknote Detection</w:t>
-            </w:r>
-          </w:p>
-        </w:tc>
-        <w:tc>
-          <w:tcPr>
-            <w:tcW w:w="1535" w:type="dxa"/>
+              <w:t>Negative</w:t>
+            </w:r>
+          </w:p>
+        </w:tc>
+        <w:tc>
+          <w:tcPr>
+            <w:tcW w:w="1340" w:type="dxa"/>
             <w:tcBorders>
               <w:left w:val="single" w:sz="4" w:space="0" w:color="000000"/>
               <w:bottom w:val="single" w:sz="4" w:space="0" w:color="000000"/>
@@ -3438,6 +3583,29 @@
               <w:widowControl w:val="false"/>
               <w:bidi w:val="0"/>
               <w:jc w:val="center"/>
+              <w:rPr/>
+            </w:pPr>
+            <w:r>
+              <w:rPr/>
+              <w:t>No</w:t>
+            </w:r>
+          </w:p>
+        </w:tc>
+        <w:tc>
+          <w:tcPr>
+            <w:tcW w:w="1360" w:type="dxa"/>
+            <w:tcBorders>
+              <w:left w:val="single" w:sz="4" w:space="0" w:color="000000"/>
+              <w:bottom w:val="single" w:sz="4" w:space="0" w:color="000000"/>
+              <w:right w:val="single" w:sz="4" w:space="0" w:color="000000"/>
+            </w:tcBorders>
+          </w:tcPr>
+          <w:p>
+            <w:pPr>
+              <w:pStyle w:val="Normal"/>
+              <w:widowControl w:val="false"/>
+              <w:bidi w:val="0"/>
+              <w:spacing w:before="228" w:after="228"/>
               <w:rPr/>
             </w:pPr>
             <w:r>
@@ -3453,13 +3621,41 @@
                 <w:u w:val="none"/>
                 <w:em w:val="none"/>
               </w:rPr>
-              <w:t>Negative</w:t>
-            </w:r>
-          </w:p>
-        </w:tc>
-        <w:tc>
-          <w:tcPr>
-            <w:tcW w:w="1341" w:type="dxa"/>
+              <w:t>Reliability</w:t>
+            </w:r>
+          </w:p>
+        </w:tc>
+        <w:tc>
+          <w:tcPr>
+            <w:tcW w:w="4482" w:type="dxa"/>
+            <w:tcBorders>
+              <w:left w:val="single" w:sz="4" w:space="0" w:color="000000"/>
+              <w:bottom w:val="single" w:sz="4" w:space="0" w:color="000000"/>
+              <w:right w:val="single" w:sz="4" w:space="0" w:color="000000"/>
+            </w:tcBorders>
+            <w:shd w:color="auto" w:fill="auto" w:val="clear"/>
+          </w:tcPr>
+          <w:p>
+            <w:pPr>
+              <w:pStyle w:val="Normal"/>
+              <w:widowControl w:val="false"/>
+              <w:bidi w:val="0"/>
+              <w:rPr/>
+            </w:pPr>
+            <w:r>
+              <w:rPr/>
+              <w:t>Power cut during transaction: Upon reboot, session is closed, balance is reversed (rolled back).</w:t>
+            </w:r>
+          </w:p>
+        </w:tc>
+      </w:tr>
+      <w:tr>
+        <w:trPr>
+          <w:trHeight w:val="468" w:hRule="atLeast"/>
+        </w:trPr>
+        <w:tc>
+          <w:tcPr>
+            <w:tcW w:w="2612" w:type="dxa"/>
             <w:tcBorders>
               <w:left w:val="single" w:sz="4" w:space="0" w:color="000000"/>
               <w:bottom w:val="single" w:sz="4" w:space="0" w:color="000000"/>
@@ -3472,29 +3668,35 @@
             <w:pPr>
               <w:pStyle w:val="Normal"/>
               <w:widowControl w:val="false"/>
+              <w:bidi w:val="0"/>
+              <w:spacing w:lineRule="auto" w:line="259" w:beforeAutospacing="0" w:before="0" w:afterAutospacing="0" w:after="0"/>
+              <w:ind w:left="0" w:right="0" w:hanging="0"/>
+              <w:jc w:val="left"/>
+              <w:rPr/>
+            </w:pPr>
+            <w:r>
+              <w:rPr/>
+              <w:t>Physical Jam</w:t>
+            </w:r>
+          </w:p>
+        </w:tc>
+        <w:tc>
+          <w:tcPr>
+            <w:tcW w:w="1535" w:type="dxa"/>
+            <w:tcBorders>
+              <w:left w:val="single" w:sz="4" w:space="0" w:color="000000"/>
+              <w:bottom w:val="single" w:sz="4" w:space="0" w:color="000000"/>
+              <w:right w:val="single" w:sz="4" w:space="0" w:color="000000"/>
+            </w:tcBorders>
+            <w:shd w:color="auto" w:fill="auto" w:val="clear"/>
+            <w:vAlign w:val="center"/>
+          </w:tcPr>
+          <w:p>
+            <w:pPr>
+              <w:pStyle w:val="Normal"/>
+              <w:widowControl w:val="false"/>
+              <w:bidi w:val="0"/>
               <w:jc w:val="center"/>
-              <w:rPr/>
-            </w:pPr>
-            <w:r>
-              <w:rPr/>
-              <w:t>No</w:t>
-            </w:r>
-          </w:p>
-        </w:tc>
-        <w:tc>
-          <w:tcPr>
-            <w:tcW w:w="1359" w:type="dxa"/>
-            <w:tcBorders>
-              <w:left w:val="single" w:sz="4" w:space="0" w:color="000000"/>
-              <w:bottom w:val="single" w:sz="4" w:space="0" w:color="000000"/>
-              <w:right w:val="single" w:sz="4" w:space="0" w:color="000000"/>
-            </w:tcBorders>
-          </w:tcPr>
-          <w:p>
-            <w:pPr>
-              <w:pStyle w:val="Normal"/>
-              <w:widowControl w:val="false"/>
-              <w:bidi w:val="0"/>
               <w:rPr/>
             </w:pPr>
             <w:r>
@@ -3510,7 +3712,55 @@
                 <w:u w:val="none"/>
                 <w:em w:val="none"/>
               </w:rPr>
-              <w:t>Functional</w:t>
+              <w:t>Negative</w:t>
+            </w:r>
+          </w:p>
+        </w:tc>
+        <w:tc>
+          <w:tcPr>
+            <w:tcW w:w="1340" w:type="dxa"/>
+            <w:tcBorders>
+              <w:left w:val="single" w:sz="4" w:space="0" w:color="000000"/>
+              <w:bottom w:val="single" w:sz="4" w:space="0" w:color="000000"/>
+              <w:right w:val="single" w:sz="4" w:space="0" w:color="000000"/>
+            </w:tcBorders>
+            <w:shd w:color="auto" w:fill="auto" w:val="clear"/>
+            <w:vAlign w:val="center"/>
+          </w:tcPr>
+          <w:p>
+            <w:pPr>
+              <w:pStyle w:val="Normal"/>
+              <w:widowControl w:val="false"/>
+              <w:bidi w:val="0"/>
+              <w:jc w:val="center"/>
+              <w:rPr/>
+            </w:pPr>
+            <w:r>
+              <w:rPr/>
+              <w:t>No</w:t>
+            </w:r>
+          </w:p>
+        </w:tc>
+        <w:tc>
+          <w:tcPr>
+            <w:tcW w:w="1360" w:type="dxa"/>
+            <w:tcBorders>
+              <w:left w:val="single" w:sz="4" w:space="0" w:color="000000"/>
+              <w:bottom w:val="single" w:sz="4" w:space="0" w:color="000000"/>
+              <w:right w:val="single" w:sz="4" w:space="0" w:color="000000"/>
+            </w:tcBorders>
+          </w:tcPr>
+          <w:p>
+            <w:pPr>
+              <w:pStyle w:val="Normal"/>
+              <w:widowControl w:val="false"/>
+              <w:bidi w:val="0"/>
+              <w:spacing w:before="171" w:after="171"/>
+              <w:rPr/>
+            </w:pPr>
+            <w:r>
+              <w:rPr/>
+              <w:t>Hardware</w:t>
             </w:r>
           </w:p>
         </w:tc>
@@ -3529,6 +3779,38 @@
               <w:pStyle w:val="Normal"/>
               <w:widowControl w:val="false"/>
               <w:bidi w:val="0"/>
+              <w:rPr/>
+            </w:pPr>
+            <w:r>
+              <w:rPr/>
+              <w:t>Banknote jam detected: ATM stops dispensing, cancels transaction, enters "Out of Service" mode.</w:t>
+            </w:r>
+          </w:p>
+        </w:tc>
+      </w:tr>
+      <w:tr>
+        <w:trPr>
+          <w:trHeight w:val="468" w:hRule="atLeast"/>
+        </w:trPr>
+        <w:tc>
+          <w:tcPr>
+            <w:tcW w:w="2612" w:type="dxa"/>
+            <w:tcBorders>
+              <w:left w:val="single" w:sz="4" w:space="0" w:color="000000"/>
+              <w:bottom w:val="single" w:sz="4" w:space="0" w:color="000000"/>
+              <w:right w:val="single" w:sz="4" w:space="0" w:color="000000"/>
+            </w:tcBorders>
+            <w:shd w:color="auto" w:fill="auto" w:val="clear"/>
+            <w:vAlign w:val="center"/>
+          </w:tcPr>
+          <w:p>
+            <w:pPr>
+              <w:pStyle w:val="Normal"/>
+              <w:widowControl w:val="false"/>
+              <w:bidi w:val="0"/>
+              <w:spacing w:lineRule="auto" w:line="259" w:beforeAutospacing="0" w:before="0" w:afterAutospacing="0" w:after="0"/>
+              <w:ind w:left="0" w:right="0" w:hanging="0"/>
+              <w:jc w:val="left"/>
               <w:rPr/>
             </w:pPr>
             <w:r>
@@ -3544,6 +3826,133 @@
                 <w:u w:val="none"/>
                 <w:em w:val="none"/>
               </w:rPr>
+              <w:t>Damaged Banknote Detection</w:t>
+            </w:r>
+          </w:p>
+        </w:tc>
+        <w:tc>
+          <w:tcPr>
+            <w:tcW w:w="1535" w:type="dxa"/>
+            <w:tcBorders>
+              <w:left w:val="single" w:sz="4" w:space="0" w:color="000000"/>
+              <w:bottom w:val="single" w:sz="4" w:space="0" w:color="000000"/>
+              <w:right w:val="single" w:sz="4" w:space="0" w:color="000000"/>
+            </w:tcBorders>
+            <w:shd w:color="auto" w:fill="auto" w:val="clear"/>
+            <w:vAlign w:val="center"/>
+          </w:tcPr>
+          <w:p>
+            <w:pPr>
+              <w:pStyle w:val="Normal"/>
+              <w:widowControl w:val="false"/>
+              <w:bidi w:val="0"/>
+              <w:jc w:val="center"/>
+              <w:rPr/>
+            </w:pPr>
+            <w:r>
+              <w:rPr>
+                <w:rFonts w:ascii="Liberation Sans" w:hAnsi="Liberation Sans"/>
+                <w:b w:val="false"/>
+                <w:i w:val="false"/>
+                <w:strike w:val="false"/>
+                <w:dstrike w:val="false"/>
+                <w:outline w:val="false"/>
+                <w:shadow w:val="false"/>
+                <w:sz w:val="20"/>
+                <w:u w:val="none"/>
+                <w:em w:val="none"/>
+              </w:rPr>
+              <w:t>Negative</w:t>
+            </w:r>
+          </w:p>
+        </w:tc>
+        <w:tc>
+          <w:tcPr>
+            <w:tcW w:w="1340" w:type="dxa"/>
+            <w:tcBorders>
+              <w:left w:val="single" w:sz="4" w:space="0" w:color="000000"/>
+              <w:bottom w:val="single" w:sz="4" w:space="0" w:color="000000"/>
+              <w:right w:val="single" w:sz="4" w:space="0" w:color="000000"/>
+            </w:tcBorders>
+            <w:shd w:color="auto" w:fill="auto" w:val="clear"/>
+            <w:vAlign w:val="center"/>
+          </w:tcPr>
+          <w:p>
+            <w:pPr>
+              <w:pStyle w:val="Normal"/>
+              <w:widowControl w:val="false"/>
+              <w:jc w:val="center"/>
+              <w:rPr/>
+            </w:pPr>
+            <w:r>
+              <w:rPr/>
+              <w:t>No</w:t>
+            </w:r>
+          </w:p>
+        </w:tc>
+        <w:tc>
+          <w:tcPr>
+            <w:tcW w:w="1360" w:type="dxa"/>
+            <w:tcBorders>
+              <w:left w:val="single" w:sz="4" w:space="0" w:color="000000"/>
+              <w:bottom w:val="single" w:sz="4" w:space="0" w:color="000000"/>
+              <w:right w:val="single" w:sz="4" w:space="0" w:color="000000"/>
+            </w:tcBorders>
+          </w:tcPr>
+          <w:p>
+            <w:pPr>
+              <w:pStyle w:val="Normal"/>
+              <w:widowControl w:val="false"/>
+              <w:bidi w:val="0"/>
+              <w:rPr/>
+            </w:pPr>
+            <w:r>
+              <w:rPr>
+                <w:rFonts w:ascii="Liberation Sans" w:hAnsi="Liberation Sans"/>
+                <w:b w:val="false"/>
+                <w:i w:val="false"/>
+                <w:strike w:val="false"/>
+                <w:dstrike w:val="false"/>
+                <w:outline w:val="false"/>
+                <w:shadow w:val="false"/>
+                <w:sz w:val="20"/>
+                <w:u w:val="none"/>
+                <w:em w:val="none"/>
+              </w:rPr>
+              <w:t>Functional</w:t>
+            </w:r>
+          </w:p>
+        </w:tc>
+        <w:tc>
+          <w:tcPr>
+            <w:tcW w:w="4482" w:type="dxa"/>
+            <w:tcBorders>
+              <w:left w:val="single" w:sz="4" w:space="0" w:color="000000"/>
+              <w:bottom w:val="single" w:sz="4" w:space="0" w:color="000000"/>
+              <w:right w:val="single" w:sz="4" w:space="0" w:color="000000"/>
+            </w:tcBorders>
+            <w:shd w:color="auto" w:fill="auto" w:val="clear"/>
+          </w:tcPr>
+          <w:p>
+            <w:pPr>
+              <w:pStyle w:val="Normal"/>
+              <w:widowControl w:val="false"/>
+              <w:bidi w:val="0"/>
+              <w:rPr/>
+            </w:pPr>
+            <w:r>
+              <w:rPr>
+                <w:rFonts w:ascii="Liberation Sans" w:hAnsi="Liberation Sans"/>
+                <w:b w:val="false"/>
+                <w:i w:val="false"/>
+                <w:strike w:val="false"/>
+                <w:dstrike w:val="false"/>
+                <w:outline w:val="false"/>
+                <w:shadow w:val="false"/>
+                <w:sz w:val="20"/>
+                <w:u w:val="none"/>
+                <w:em w:val="none"/>
+              </w:rPr>
               <w:t>The deposit slot rejects severely torn or counterfeit banknotes.</w:t>
             </w:r>
           </w:p>
@@ -3629,7 +4038,7 @@
         </w:tc>
         <w:tc>
           <w:tcPr>
-            <w:tcW w:w="1341" w:type="dxa"/>
+            <w:tcW w:w="1340" w:type="dxa"/>
             <w:tcBorders>
               <w:left w:val="single" w:sz="4" w:space="0" w:color="000000"/>
               <w:bottom w:val="single" w:sz="4" w:space="0" w:color="000000"/>
@@ -3653,7 +4062,7 @@
         </w:tc>
         <w:tc>
           <w:tcPr>
-            <w:tcW w:w="1359" w:type="dxa"/>
+            <w:tcW w:w="1360" w:type="dxa"/>
             <w:tcBorders>
               <w:left w:val="single" w:sz="4" w:space="0" w:color="000000"/>
               <w:bottom w:val="single" w:sz="4" w:space="0" w:color="000000"/>
@@ -3714,7 +4123,7 @@
                 <w:u w:val="none"/>
                 <w:em w:val="none"/>
               </w:rPr>
-              <w:t>ATM warns the user before the transaction that a receipt cannot be printed.</w:t>
+              <w:t>ATM warns the user before the transaction: "Receipt printer out of paper. Do you wish to continue?"</w:t>
             </w:r>
           </w:p>
         </w:tc>
@@ -3799,7 +4208,7 @@
         </w:tc>
         <w:tc>
           <w:tcPr>
-            <w:tcW w:w="1341" w:type="dxa"/>
+            <w:tcW w:w="1340" w:type="dxa"/>
             <w:tcBorders>
               <w:left w:val="single" w:sz="4" w:space="0" w:color="000000"/>
               <w:bottom w:val="single" w:sz="4" w:space="0" w:color="000000"/>
@@ -3823,7 +4232,7 @@
         </w:tc>
         <w:tc>
           <w:tcPr>
-            <w:tcW w:w="1359" w:type="dxa"/>
+            <w:tcW w:w="1360" w:type="dxa"/>
             <w:tcBorders>
               <w:left w:val="single" w:sz="4" w:space="0" w:color="000000"/>
               <w:bottom w:val="single" w:sz="4" w:space="0" w:color="000000"/>
@@ -3925,12 +4334,10 @@
     </w:pPr>
     <w:r>
       <w:rPr/>
-    </w:r>
-    <w:r>
       <mc:AlternateContent>
         <mc:Choice Requires="wps">
           <w:drawing>
-            <wp:anchor behindDoc="0" distT="0" distB="0" distL="0" distR="0" simplePos="0" locked="0" layoutInCell="1" allowOverlap="1" relativeHeight="0">
+            <wp:anchor behindDoc="1" distT="0" distB="0" distL="0" distR="0" simplePos="0" locked="0" layoutInCell="0" allowOverlap="1" relativeHeight="2">
               <wp:simplePos x="0" y="0"/>
               <wp:positionH relativeFrom="margin">
                 <wp:align>center</wp:align>
@@ -3945,25 +4352,31 @@
               <a:graphic xmlns:a="http://schemas.openxmlformats.org/drawingml/2006/main">
                 <a:graphicData uri="http://schemas.microsoft.com/office/word/2010/wordprocessingShape">
                   <wps:wsp>
-                    <wps:cNvSpPr txBox="1"/>
+                    <wps:cNvSpPr/>
                     <wps:spPr>
                       <a:xfrm>
                         <a:off x="0" y="0"/>
-                        <a:ext cx="14605" cy="14605"/>
+                        <a:ext cx="14760" cy="14760"/>
                       </a:xfrm>
-                      <a:prstGeom prst="rect"/>
-                      <a:solidFill>
-                        <a:srgbClr val="FFFFFF">
-                          <a:alpha val="0"/>
-                        </a:srgbClr>
-                      </a:solidFill>
+                      <a:prstGeom prst="rect">
+                        <a:avLst/>
+                      </a:prstGeom>
+                      <a:noFill/>
+                      <a:ln w="0">
+                        <a:noFill/>
+                      </a:ln>
                     </wps:spPr>
+                    <wps:style>
+                      <a:lnRef idx="0"/>
+                      <a:fillRef idx="0"/>
+                      <a:effectRef idx="0"/>
+                      <a:fontRef idx="minor"/>
+                    </wps:style>
                     <wps:txbx>
                       <w:txbxContent>
                         <w:p>
                           <w:pPr>
                             <w:pStyle w:val="Footer"/>
-                            <w:pBdr/>
                             <w:rPr>
                               <w:rStyle w:val="Pagenumber"/>
                             </w:rPr>
@@ -4001,7 +4414,7 @@
                         </w:p>
                       </w:txbxContent>
                     </wps:txbx>
-                    <wps:bodyPr anchor="t" lIns="0" tIns="0" rIns="0" bIns="0">
+                    <wps:bodyPr lIns="0" rIns="0" tIns="0" bIns="0" anchor="t">
                       <a:spAutoFit/>
                     </wps:bodyPr>
                   </wps:wsp>
@@ -4012,14 +4425,14 @@
         </mc:Choice>
         <mc:Fallback>
           <w:pict>
-            <v:rect fillcolor="#FFFFFF" style="position:absolute;rotation:-0;width:1.15pt;height:1.15pt;mso-wrap-distance-left:0pt;mso-wrap-distance-right:0pt;mso-wrap-distance-top:0pt;mso-wrap-distance-bottom:0pt;margin-top:0.05pt;mso-position-vertical-relative:text;margin-left:0pt;mso-position-horizontal:center;mso-position-horizontal-relative:margin">
-              <v:fill opacity="0f"/>
-              <v:textbox inset="0in,0in,0in,0in">
+            <v:rect id="shape_0" ID="Frame1" path="m0,0l-2147483645,0l-2147483645,-2147483646l0,-2147483646xe" fillcolor="white" stroked="f" o:allowincell="f" style="position:absolute;margin-left:0pt;margin-top:0.05pt;width:1.1pt;height:1.1pt;mso-wrap-style:square;v-text-anchor:top;mso-position-horizontal:center;mso-position-horizontal-relative:margin">
+              <v:fill o:detectmouseclick="t" type="solid" color2="black" opacity="0"/>
+              <v:stroke color="#3465a4" joinstyle="round" endcap="flat"/>
+              <v:textbox>
                 <w:txbxContent>
                   <w:p>
                     <w:pPr>
                       <w:pStyle w:val="Footer"/>
-                      <w:pBdr/>
                       <w:rPr>
                         <w:rStyle w:val="Pagenumber"/>
                       </w:rPr>
@@ -4774,7 +5187,7 @@
       <w:kern w:val="0"/>
       <w:sz w:val="20"/>
       <w:szCs w:val="24"/>
-      <w:lang w:eastAsia="ar-SA" w:val="en-US" w:bidi="ar-SA"/>
+      <w:lang w:val="en-US" w:eastAsia="ar-SA" w:bidi="ar-SA"/>
     </w:rPr>
   </w:style>
   <w:style w:type="paragraph" w:styleId="Heading1">
@@ -5018,6 +5431,14 @@
     <w:rPr>
       <w:color w:val="605E5C"/>
       <w:shd w:fill="E1DFDD" w:val="clear"/>
+    </w:rPr>
+  </w:style>
+  <w:style w:type="character" w:styleId="StrongEmphasis">
+    <w:name w:val="Strong Emphasis"/>
+    <w:qFormat/>
+    <w:rPr>
+      <w:b/>
+      <w:bCs/>
     </w:rPr>
   </w:style>
   <w:style w:type="paragraph" w:styleId="Heading" w:customStyle="1">
@@ -5427,7 +5848,6 @@
     <w:name w:val="Table Colorful 2"/>
     <w:basedOn w:val="TableNormal"/>
     <w:rsid w:val="00667530"/>
-    <w:rPr/>
     <w:tblPr>
       <w:tblBorders>
         <w:bottom w:val="single" w:color="000000" w:sz="12" w:space="0"/>
